--- a/отопление.docx
+++ b/отопление.docx
@@ -1,6 +1,6 @@
 
 <file path=word/document.xml><?xml version="1.0" encoding="utf-8"?>
-<w:document xmlns:wpc="http://schemas.microsoft.com/office/word/2010/wordprocessingCanvas" xmlns:cx="http://schemas.microsoft.com/office/drawing/2014/chartex" xmlns:mc="http://schemas.openxmlformats.org/markup-compatibility/2006" xmlns:o="urn:schemas-microsoft-com:office:office" xmlns:r="http://schemas.openxmlformats.org/officeDocument/2006/relationships" xmlns:m="http://schemas.openxmlformats.org/officeDocument/2006/math" xmlns:v="urn:schemas-microsoft-com:vml" xmlns:wp14="http://schemas.microsoft.com/office/word/2010/wordprocessingDrawing" xmlns:wp="http://schemas.openxmlformats.org/drawingml/2006/wordprocessingDrawing" xmlns:w10="urn:schemas-microsoft-com:office:word" xmlns:w="http://schemas.openxmlformats.org/wordprocessingml/2006/main" xmlns:w14="http://schemas.microsoft.com/office/word/2010/wordml" xmlns:w15="http://schemas.microsoft.com/office/word/2012/wordml" xmlns:w16se="http://schemas.microsoft.com/office/word/2015/wordml/symex" xmlns:wpg="http://schemas.microsoft.com/office/word/2010/wordprocessingGroup" xmlns:wpi="http://schemas.microsoft.com/office/word/2010/wordprocessingInk" xmlns:wne="http://schemas.microsoft.com/office/word/2006/wordml" xmlns:wps="http://schemas.microsoft.com/office/word/2010/wordprocessingShape" mc:Ignorable="w14 w15 w16se wp14">
+<w:document xmlns:wpc="http://schemas.microsoft.com/office/word/2010/wordprocessingCanvas" xmlns:mc="http://schemas.openxmlformats.org/markup-compatibility/2006" xmlns:o="urn:schemas-microsoft-com:office:office" xmlns:r="http://schemas.openxmlformats.org/officeDocument/2006/relationships" xmlns:m="http://schemas.openxmlformats.org/officeDocument/2006/math" xmlns:v="urn:schemas-microsoft-com:vml" xmlns:wp14="http://schemas.microsoft.com/office/word/2010/wordprocessingDrawing" xmlns:wp="http://schemas.openxmlformats.org/drawingml/2006/wordprocessingDrawing" xmlns:w10="urn:schemas-microsoft-com:office:word" xmlns:w="http://schemas.openxmlformats.org/wordprocessingml/2006/main" xmlns:w14="http://schemas.microsoft.com/office/word/2010/wordml" xmlns:w15="http://schemas.microsoft.com/office/word/2012/wordml" xmlns:wpg="http://schemas.microsoft.com/office/word/2010/wordprocessingGroup" xmlns:wpi="http://schemas.microsoft.com/office/word/2010/wordprocessingInk" xmlns:wne="http://schemas.microsoft.com/office/word/2006/wordml" xmlns:wps="http://schemas.microsoft.com/office/word/2010/wordprocessingShape" mc:Ignorable="w14 w15 wp14">
   <w:body>
     <w:p>
       <w:r>
@@ -1363,7 +1363,7 @@
           <w:lang w:eastAsia="ru-RU"/>
         </w:rPr>
         <w:pict>
-          <v:rect id="_x0000_i1029" style="width:0;height:1.5pt" o:hralign="center" o:hrstd="t" o:hr="t" fillcolor="#a0a0a0" stroked="f"/>
+          <v:rect id="_x0000_i1027" style="width:0;height:1.5pt" o:hralign="center" o:hrstd="t" o:hr="t" fillcolor="#a0a0a0" stroked="f"/>
         </w:pict>
       </w:r>
     </w:p>
@@ -1802,7 +1802,7 @@
           <w:lang w:eastAsia="ru-RU"/>
         </w:rPr>
         <w:pict>
-          <v:rect id="_x0000_i1030" style="width:0;height:1.5pt" o:hralign="center" o:hrstd="t" o:hr="t" fillcolor="#a0a0a0" stroked="f"/>
+          <v:rect id="_x0000_i1028" style="width:0;height:1.5pt" o:hralign="center" o:hrstd="t" o:hr="t" fillcolor="#a0a0a0" stroked="f"/>
         </w:pict>
       </w:r>
     </w:p>
@@ -2091,7 +2091,7 @@
           <w:lang w:eastAsia="ru-RU"/>
         </w:rPr>
         <w:pict>
-          <v:rect id="_x0000_i1031" style="width:0;height:1.5pt" o:hralign="center" o:hrstd="t" o:hr="t" fillcolor="#a0a0a0" stroked="f"/>
+          <v:rect id="_x0000_i1029" style="width:0;height:1.5pt" o:hralign="center" o:hrstd="t" o:hr="t" fillcolor="#a0a0a0" stroked="f"/>
         </w:pict>
       </w:r>
     </w:p>
@@ -2890,7 +2890,7 @@
           <w:lang w:eastAsia="ru-RU"/>
         </w:rPr>
         <w:pict>
-          <v:rect id="_x0000_i1032" style="width:0;height:1.5pt" o:hralign="center" o:hrstd="t" o:hr="t" fillcolor="#a0a0a0" stroked="f"/>
+          <v:rect id="_x0000_i1030" style="width:0;height:1.5pt" o:hralign="center" o:hrstd="t" o:hr="t" fillcolor="#a0a0a0" stroked="f"/>
         </w:pict>
       </w:r>
     </w:p>
@@ -3212,7 +3212,7 @@
           <w:lang w:eastAsia="ru-RU"/>
         </w:rPr>
         <w:pict>
-          <v:rect id="_x0000_i1037" style="width:0;height:1.5pt" o:hralign="center" o:hrstd="t" o:hr="t" fillcolor="#a0a0a0" stroked="f"/>
+          <v:rect id="_x0000_i1031" style="width:0;height:1.5pt" o:hralign="center" o:hrstd="t" o:hr="t" fillcolor="#a0a0a0" stroked="f"/>
         </w:pict>
       </w:r>
     </w:p>
@@ -5064,7 +5064,7 @@
           <w:lang w:eastAsia="ru-RU"/>
         </w:rPr>
         <w:pict>
-          <v:rect id="_x0000_i1038" style="width:0;height:1.5pt" o:hralign="center" o:hrstd="t" o:hr="t" fillcolor="#a0a0a0" stroked="f"/>
+          <v:rect id="_x0000_i1032" style="width:0;height:1.5pt" o:hralign="center" o:hrstd="t" o:hr="t" fillcolor="#a0a0a0" stroked="f"/>
         </w:pict>
       </w:r>
     </w:p>
@@ -5626,7 +5626,7 @@
           <w:lang w:eastAsia="ru-RU"/>
         </w:rPr>
         <w:pict>
-          <v:rect id="_x0000_i1039" style="width:0;height:1.5pt" o:hralign="center" o:hrstd="t" o:hr="t" fillcolor="#a0a0a0" stroked="f"/>
+          <v:rect id="_x0000_i1033" style="width:0;height:1.5pt" o:hralign="center" o:hrstd="t" o:hr="t" fillcolor="#a0a0a0" stroked="f"/>
         </w:pict>
       </w:r>
     </w:p>
@@ -5689,31 +5689,10 @@
         </w:rPr>
         <w:t>? Я могу помочь пересчитать этот же объем в точные типоразмеры стальных панелей, если необходимо.</w:t>
       </w:r>
-    </w:p>
-    <w:p>
-      <w:pPr>
-        <w:spacing w:line="240" w:lineRule="auto"/>
-        <w:rPr>
-          <w:rFonts w:ascii="Times New Roman" w:eastAsia="Times New Roman" w:hAnsi="Times New Roman" w:cs="Times New Roman"/>
-          <w:sz w:val="20"/>
-          <w:szCs w:val="20"/>
-          <w:lang w:eastAsia="ru-RU"/>
-        </w:rPr>
-      </w:pPr>
-      <w:r>
-        <w:rPr>
-          <w:rFonts w:ascii="Arial" w:eastAsia="Times New Roman" w:hAnsi="Arial" w:cs="Arial"/>
-          <w:sz w:val="21"/>
-          <w:szCs w:val="21"/>
-          <w:lang w:eastAsia="ru-RU"/>
-        </w:rPr>
-        <w:t>Показать код</w:t>
-      </w:r>
-    </w:p>
-    <w:p>
       <w:bookmarkStart w:id="0" w:name="_GoBack"/>
       <w:bookmarkEnd w:id="0"/>
     </w:p>
+    <w:p/>
     <w:sectPr>
       <w:pgSz w:w="11906" w:h="16838"/>
       <w:pgMar w:top="1134" w:right="850" w:bottom="1134" w:left="1701" w:header="708" w:footer="708" w:gutter="0"/>
@@ -5725,7 +5704,7 @@
 </file>
 
 <file path=word/numbering.xml><?xml version="1.0" encoding="utf-8"?>
-<w:numbering xmlns:wpc="http://schemas.microsoft.com/office/word/2010/wordprocessingCanvas" xmlns:cx="http://schemas.microsoft.com/office/drawing/2014/chartex" xmlns:mc="http://schemas.openxmlformats.org/markup-compatibility/2006" xmlns:o="urn:schemas-microsoft-com:office:office" xmlns:r="http://schemas.openxmlformats.org/officeDocument/2006/relationships" xmlns:m="http://schemas.openxmlformats.org/officeDocument/2006/math" xmlns:v="urn:schemas-microsoft-com:vml" xmlns:wp14="http://schemas.microsoft.com/office/word/2010/wordprocessingDrawing" xmlns:wp="http://schemas.openxmlformats.org/drawingml/2006/wordprocessingDrawing" xmlns:w10="urn:schemas-microsoft-com:office:word" xmlns:w="http://schemas.openxmlformats.org/wordprocessingml/2006/main" xmlns:w14="http://schemas.microsoft.com/office/word/2010/wordml" xmlns:w15="http://schemas.microsoft.com/office/word/2012/wordml" xmlns:w16se="http://schemas.microsoft.com/office/word/2015/wordml/symex" xmlns:wpg="http://schemas.microsoft.com/office/word/2010/wordprocessingGroup" xmlns:wpi="http://schemas.microsoft.com/office/word/2010/wordprocessingInk" xmlns:wne="http://schemas.microsoft.com/office/word/2006/wordml" xmlns:wps="http://schemas.microsoft.com/office/word/2010/wordprocessingShape" mc:Ignorable="w14 w15 w16se wp14">
+<w:numbering xmlns:wpc="http://schemas.microsoft.com/office/word/2010/wordprocessingCanvas" xmlns:mc="http://schemas.openxmlformats.org/markup-compatibility/2006" xmlns:o="urn:schemas-microsoft-com:office:office" xmlns:r="http://schemas.openxmlformats.org/officeDocument/2006/relationships" xmlns:m="http://schemas.openxmlformats.org/officeDocument/2006/math" xmlns:v="urn:schemas-microsoft-com:vml" xmlns:wp14="http://schemas.microsoft.com/office/word/2010/wordprocessingDrawing" xmlns:wp="http://schemas.openxmlformats.org/drawingml/2006/wordprocessingDrawing" xmlns:w10="urn:schemas-microsoft-com:office:word" xmlns:w="http://schemas.openxmlformats.org/wordprocessingml/2006/main" xmlns:w14="http://schemas.microsoft.com/office/word/2010/wordml" xmlns:w15="http://schemas.microsoft.com/office/word/2012/wordml" xmlns:wpg="http://schemas.microsoft.com/office/word/2010/wordprocessingGroup" xmlns:wpi="http://schemas.microsoft.com/office/word/2010/wordprocessingInk" xmlns:wne="http://schemas.microsoft.com/office/word/2006/wordml" xmlns:wps="http://schemas.microsoft.com/office/word/2010/wordprocessingShape" mc:Ignorable="w14 w15 wp14">
   <w:abstractNum w:abstractNumId="0" w15:restartNumberingAfterBreak="0">
     <w:nsid w:val="025A6C69"/>
     <w:multiLevelType w:val="multilevel"/>
@@ -7750,7 +7729,7 @@
 </file>
 
 <file path=word/styles.xml><?xml version="1.0" encoding="utf-8"?>
-<w:styles xmlns:mc="http://schemas.openxmlformats.org/markup-compatibility/2006" xmlns:r="http://schemas.openxmlformats.org/officeDocument/2006/relationships" xmlns:w="http://schemas.openxmlformats.org/wordprocessingml/2006/main" xmlns:w14="http://schemas.microsoft.com/office/word/2010/wordml" xmlns:w15="http://schemas.microsoft.com/office/word/2012/wordml" xmlns:w16se="http://schemas.microsoft.com/office/word/2015/wordml/symex" mc:Ignorable="w14 w15 w16se">
+<w:styles xmlns:mc="http://schemas.openxmlformats.org/markup-compatibility/2006" xmlns:r="http://schemas.openxmlformats.org/officeDocument/2006/relationships" xmlns:w="http://schemas.openxmlformats.org/wordprocessingml/2006/main" xmlns:w14="http://schemas.microsoft.com/office/word/2010/wordml" xmlns:w15="http://schemas.microsoft.com/office/word/2012/wordml" mc:Ignorable="w14 w15">
   <w:docDefaults>
     <w:rPrDefault>
       <w:rPr>
